--- a/docs/word/Supplier Portal - Security Hardening.docx
+++ b/docs/word/Supplier Portal - Security Hardening.docx
@@ -356,7 +356,7 @@
                 <w:sz w:val="18"/>
                 <w:szCs w:val="18"/>
               </w:rPr>
-              <w:t xml:space="preserve">16 September 2026</w:t>
+              <w:t xml:space="preserve">17 September 2026</w:t>
             </w:r>
           </w:p>
         </w:tc>
@@ -764,7 +764,7 @@
                 <w:sz w:val="18"/>
                 <w:szCs w:val="18"/>
               </w:rPr>
-              <w:t xml:space="preserve">max-age (HSTS), prod only</w:t>
+              <w:t xml:space="preserve">max-age 1 year, includeSubDomains, preload (prod) — both the internal portal and Partner Connect</w:t>
             </w:r>
           </w:p>
         </w:tc>
@@ -1710,7 +1710,7 @@
           <w:sz w:val="21"/>
           <w:szCs w:val="21"/>
         </w:rPr>
-        <w:t xml:space="preserve">Deny-by-default: every [Authorize] page/endpoint requires an authenticated, provisioned application user (AppUser claim); per-portal policies (Supplier/Customer/Landlord/Broker) enforced server-side, not just hidden in the UI.</w:t>
+        <w:t xml:space="preserve">Public self-registration disabled by default (Auth:AllowSelfRegistration=false): the /account/register page is turned off and administrators create all accounts. This removed the vector that allowed automated scanners to create junk pending-registration / database rows during the VA/PT; any such junk pending registrations are cleaned up by administrators.</w:t>
       </w:r>
     </w:p>
     <w:p>
@@ -1728,7 +1728,7 @@
           <w:sz w:val="21"/>
           <w:szCs w:val="21"/>
         </w:rPr>
-        <w:t xml:space="preserve">Live-session revocation: a deactivated user is signed out on the next request (throttled DB check), without waiting for cookie expiry.</w:t>
+        <w:t xml:space="preserve">Deny-by-default: every [Authorize] page/endpoint requires an authenticated, provisioned application user (AppUser claim); per-portal policies (Supplier/Customer/Landlord/Broker) enforced server-side, not just hidden in the UI.</w:t>
       </w:r>
     </w:p>
     <w:p>
@@ -1746,24 +1746,7 @@
           <w:sz w:val="21"/>
           <w:szCs w:val="21"/>
         </w:rPr>
-        <w:t xml:space="preserve">Auth cookie: __Host- prefix, HttpOnly, Secure, SameSite=Lax, path '/'; Data-Protection keys persisted so cookies survive restarts (no silent mass logout).</w:t>
-      </w:r>
-    </w:p>
-    <w:p>
-      <w:pPr>
-        <w:pStyle w:val="Heading2"/>
-        <w:spacing w:after="90" w:before="200"/>
-      </w:pPr>
-      <w:r>
-        <w:rPr>
-          <w:rFonts w:ascii="Calibri" w:cs="Calibri" w:eastAsia="Calibri" w:hAnsi="Calibri"/>
-          <w:b/>
-          <w:bCs/>
-          <w:color w:val="274A7D"/>
-          <w:sz w:val="25"/>
-          <w:szCs w:val="25"/>
-        </w:rPr>
-        <w:t xml:space="preserve">Partner Connect / self-service API</w:t>
+        <w:t xml:space="preserve">Live-session revocation: a deactivated user is signed out on the next request (throttled DB check), without waiting for cookie expiry.</w:t>
       </w:r>
     </w:p>
     <w:p>
@@ -1781,7 +1764,24 @@
           <w:sz w:val="21"/>
           <w:szCs w:val="21"/>
         </w:rPr>
-        <w:t xml:space="preserve">Two-layer API auth: a client-credentials portal token (proves the caller is the trusted front-end) PLUS a per-supplier session JWT minted only after OTP, scoping every data call to one supplier.</w:t>
+        <w:t xml:space="preserve">Auth cookie: __Host- prefix, HttpOnly, Secure, SameSite=Lax, path '/'; Data-Protection keys persisted so cookies survive restarts (no silent mass logout).</w:t>
+      </w:r>
+    </w:p>
+    <w:p>
+      <w:pPr>
+        <w:pStyle w:val="Heading2"/>
+        <w:spacing w:after="90" w:before="200"/>
+      </w:pPr>
+      <w:r>
+        <w:rPr>
+          <w:rFonts w:ascii="Calibri" w:cs="Calibri" w:eastAsia="Calibri" w:hAnsi="Calibri"/>
+          <w:b/>
+          <w:bCs/>
+          <w:color w:val="274A7D"/>
+          <w:sz w:val="25"/>
+          <w:szCs w:val="25"/>
+        </w:rPr>
+        <w:t xml:space="preserve">Partner Connect / self-service API</w:t>
       </w:r>
     </w:p>
     <w:p>
@@ -1799,7 +1799,7 @@
           <w:sz w:val="21"/>
           <w:szCs w:val="21"/>
         </w:rPr>
-        <w:t xml:space="preserve">Live re-validation: each data call re-checks the link/session against database state, so completing/expiring a record revokes access immediately even while a JWT is unexpired.</w:t>
+        <w:t xml:space="preserve">Two-layer API auth: a client-credentials portal token (proves the caller is the trusted front-end) PLUS a per-supplier session JWT minted only after OTP, scoping every data call to one supplier.</w:t>
       </w:r>
     </w:p>
     <w:p>
@@ -1817,7 +1817,96 @@
           <w:sz w:val="21"/>
           <w:szCs w:val="21"/>
         </w:rPr>
+        <w:t xml:space="preserve">Live re-validation: each data call re-checks the link/session against database state, so completing/expiring a record revokes access immediately even while a JWT is unexpired.</w:t>
+      </w:r>
+    </w:p>
+    <w:p>
+      <w:pPr>
+        <w:pStyle w:val="ListParagraph"/>
+        <w:numPr>
+          <w:ilvl w:val="0"/>
+          <w:numId w:val="2"/>
+        </w:numPr>
+        <w:spacing w:after="60" w:line="264"/>
+      </w:pPr>
+      <w:r>
+        <w:rPr>
+          <w:rFonts w:ascii="Calibri" w:cs="Calibri" w:eastAsia="Calibri" w:hAnsi="Calibri"/>
+          <w:sz w:val="21"/>
+          <w:szCs w:val="21"/>
+        </w:rPr>
         <w:t xml:space="preserve">Secrets compared in constant time; client secret and signing key supplied via configuration (recommended: Key Vault).</w:t>
+      </w:r>
+    </w:p>
+    <w:p>
+      <w:pPr>
+        <w:pStyle w:val="Heading2"/>
+        <w:spacing w:after="90" w:before="200"/>
+      </w:pPr>
+      <w:r>
+        <w:rPr>
+          <w:rFonts w:ascii="Calibri" w:cs="Calibri" w:eastAsia="Calibri" w:hAnsi="Calibri"/>
+          <w:b/>
+          <w:bCs/>
+          <w:color w:val="274A7D"/>
+          <w:sz w:val="25"/>
+          <w:szCs w:val="25"/>
+        </w:rPr>
+        <w:t xml:space="preserve">Break-glass emergency access</w:t>
+      </w:r>
+    </w:p>
+    <w:p>
+      <w:pPr>
+        <w:pStyle w:val="ListParagraph"/>
+        <w:numPr>
+          <w:ilvl w:val="0"/>
+          <w:numId w:val="2"/>
+        </w:numPr>
+        <w:spacing w:after="60" w:line="264"/>
+      </w:pPr>
+      <w:r>
+        <w:rPr>
+          <w:rFonts w:ascii="Calibri" w:cs="Calibri" w:eastAsia="Calibri" w:hAnsi="Calibri"/>
+          <w:sz w:val="21"/>
+          <w:szCs w:val="21"/>
+        </w:rPr>
+        <w:t xml:space="preserve">The break-glass secret is administrator-set and rotated in-app and stored ONLY as a salted PBKDF2-SHA256 hash (~210,000 iterations) in a protected file — never in plaintext, and never in the database.</w:t>
+      </w:r>
+    </w:p>
+    <w:p>
+      <w:pPr>
+        <w:pStyle w:val="ListParagraph"/>
+        <w:numPr>
+          <w:ilvl w:val="0"/>
+          <w:numId w:val="2"/>
+        </w:numPr>
+        <w:spacing w:after="60" w:line="264"/>
+      </w:pPr>
+      <w:r>
+        <w:rPr>
+          <w:rFonts w:ascii="Calibri" w:cs="Calibri" w:eastAsia="Calibri" w:hAnsi="Calibri"/>
+          <w:sz w:val="21"/>
+          <w:szCs w:val="21"/>
+        </w:rPr>
+        <w:t xml:space="preserve">The feature has a master switch that is a deployment setting (BreakGlass:Enabled); access is role-gated via a claims transformation so only the intended role can use it.</w:t>
+      </w:r>
+    </w:p>
+    <w:p>
+      <w:pPr>
+        <w:pStyle w:val="ListParagraph"/>
+        <w:numPr>
+          <w:ilvl w:val="0"/>
+          <w:numId w:val="2"/>
+        </w:numPr>
+        <w:spacing w:after="60" w:line="264"/>
+      </w:pPr>
+      <w:r>
+        <w:rPr>
+          <w:rFonts w:ascii="Calibri" w:cs="Calibri" w:eastAsia="Calibri" w:hAnsi="Calibri"/>
+          <w:sz w:val="21"/>
+          <w:szCs w:val="21"/>
+        </w:rPr>
+        <w:t xml:space="preserve">Every set / rotate of the secret is audited.</w:t>
       </w:r>
     </w:p>
     <w:p>
@@ -2569,7 +2658,7 @@
           <w:sz w:val="21"/>
           <w:szCs w:val="21"/>
         </w:rPr>
-        <w:t xml:space="preserve">Anti-forgery (CSRF) enabled on both apps; anti-forgery/Data-Protection keys persisted to disk.</w:t>
+        <w:t xml:space="preserve">Anti-forgery (CSRF) enabled on both apps; anti-forgery/Data-Protection keys persisted to disk. The anti-forgery cookie is hardened with SecurePolicy=Always (sent only over HTTPS).</w:t>
       </w:r>
     </w:p>
     <w:p>
@@ -2641,7 +2730,7 @@
           <w:sz w:val="21"/>
           <w:szCs w:val="21"/>
         </w:rPr>
-        <w:t xml:space="preserve">Server-side email-format validation at the DMZ boundary (never trusts the client).</w:t>
+        <w:t xml:space="preserve">Strict server-side input validation: e-mail format is validated on the account/registration and self-service e-mail fields; self-service TIN (10 digits) and TRN (15 digits) are digit-validated; validation runs at the DMZ boundary and never trusts the client.</w:t>
       </w:r>
     </w:p>
     <w:p>
@@ -3212,7 +3301,7 @@
                 <w:sz w:val="18"/>
                 <w:szCs w:val="18"/>
               </w:rPr>
-              <w:t xml:space="preserve">Hardened headers, no server/version disclosure, exception handler (no stack traces in prod)</w:t>
+              <w:t xml:space="preserve">Hardened headers, HSTS, Secure anti-forgery cookies, no server/version disclosure, exception handler (no stack traces in prod)</w:t>
             </w:r>
           </w:p>
         </w:tc>
@@ -3353,7 +3442,7 @@
                 <w:sz w:val="18"/>
                 <w:szCs w:val="18"/>
               </w:rPr>
-              <w:t xml:space="preserve">A07 Auth Failures</w:t>
+              <w:t xml:space="preserve">A07 Identification &amp; Authentication Failures</w:t>
             </w:r>
           </w:p>
         </w:tc>
@@ -3381,7 +3470,7 @@
                 <w:sz w:val="18"/>
                 <w:szCs w:val="18"/>
               </w:rPr>
-              <w:t xml:space="preserve">Entra SSO+PKCE, session revocation, OTP attempt/send caps, rate limiting</w:t>
+              <w:t xml:space="preserve">Entra SSO+PKCE, public self-registration disabled, break-glass secret stored hashed (PBKDF2-SHA256), session revocation, OTP attempt/send caps, rate limiting</w:t>
             </w:r>
           </w:p>
         </w:tc>
@@ -3713,6 +3802,24 @@
           <w:szCs w:val="21"/>
         </w:rPr>
         <w:t xml:space="preserve">Web Application Firewall (Azure Front Door / Application Gateway WAF) in front of the public site — OWASP CRS ruleset and volumetric / L7 rate limiting (a Blazor Server circuit cannot be safely HTTP-rate-limited in-process).</w:t>
+      </w:r>
+    </w:p>
+    <w:p>
+      <w:pPr>
+        <w:pStyle w:val="ListParagraph"/>
+        <w:numPr>
+          <w:ilvl w:val="0"/>
+          <w:numId w:val="2"/>
+        </w:numPr>
+        <w:spacing w:after="60" w:line="264"/>
+      </w:pPr>
+      <w:r>
+        <w:rPr>
+          <w:rFonts w:ascii="Calibri" w:cs="Calibri" w:eastAsia="Calibri" w:hAnsi="Calibri"/>
+          <w:sz w:val="21"/>
+          <w:szCs w:val="21"/>
+        </w:rPr>
+        <w:t xml:space="preserve">WAF tuning for Blazor Server: the SignalR endpoints (/_blazor WebSocket and /_blazor/negotiate) can trigger WAF false-positives; the remediation is targeted WAF exclusions plus enabling Web Sockets — not disabling security.</w:t>
       </w:r>
     </w:p>
     <w:p>
